--- a/Team_Assignments/Module 2/M2_Team2_ExecutiveSummary.docx
+++ b/Team_Assignments/Module 2/M2_Team2_ExecutiveSummary.docx
@@ -361,43 +361,7 @@
           <w:color w:val="595959" w:themeColor="text1" w:themeTint="A6"/>
           <w:lang w:eastAsia="zh-TW"/>
         </w:rPr>
-        <w:t>While the impact of call timing was modest overall, mid-week outreach</w:t>
-      </w:r>
-      <w:r>
-        <w:rPr>
-          <w:rFonts w:asciiTheme="minorHAnsi" w:eastAsiaTheme="minorEastAsia" w:hAnsiTheme="minorHAnsi" w:cstheme="minorBidi"/>
-          <w:noProof/>
-          <w:color w:val="595959" w:themeColor="text1" w:themeTint="A6"/>
-          <w:lang w:eastAsia="zh-TW"/>
-        </w:rPr>
-        <w:t xml:space="preserve">, </w:t>
-      </w:r>
-      <w:r>
-        <w:rPr>
-          <w:rFonts w:asciiTheme="minorHAnsi" w:eastAsiaTheme="minorEastAsia" w:hAnsiTheme="minorHAnsi" w:cstheme="minorBidi"/>
-          <w:noProof/>
-          <w:color w:val="595959" w:themeColor="text1" w:themeTint="A6"/>
-          <w:lang w:eastAsia="zh-TW"/>
-        </w:rPr>
-        <w:t>especially on Wednesdays and Thursdays</w:t>
-      </w:r>
-      <w:r>
-        <w:rPr>
-          <w:rFonts w:asciiTheme="minorHAnsi" w:eastAsiaTheme="minorEastAsia" w:hAnsiTheme="minorHAnsi" w:cstheme="minorBidi"/>
-          <w:noProof/>
-          <w:color w:val="595959" w:themeColor="text1" w:themeTint="A6"/>
-          <w:lang w:eastAsia="zh-TW"/>
-        </w:rPr>
-        <w:t xml:space="preserve">, </w:t>
-      </w:r>
-      <w:r>
-        <w:rPr>
-          <w:rFonts w:asciiTheme="minorHAnsi" w:eastAsiaTheme="minorEastAsia" w:hAnsiTheme="minorHAnsi" w:cstheme="minorBidi"/>
-          <w:noProof/>
-          <w:color w:val="595959" w:themeColor="text1" w:themeTint="A6"/>
-          <w:lang w:eastAsia="zh-TW"/>
-        </w:rPr>
-        <w:t xml:space="preserve">showed slightly higher subscription rates for several customer segments. This pattern suggests that subtle scheduling adjustments can improve efficiency without requiring major operational changes. </w:t>
+        <w:t xml:space="preserve">While the impact of call timing was modest overall, mid-week outreach, especially on Wednesdays and Thursdays, showed slightly higher subscription rates for several customer segments. This pattern suggests that subtle scheduling adjustments can improve efficiency without requiring major operational changes. </w:t>
       </w:r>
     </w:p>
     <w:p>
@@ -972,14 +936,7 @@
           <w:rFonts w:asciiTheme="minorHAnsi" w:hAnsiTheme="minorHAnsi" w:cstheme="minorHAnsi"/>
           <w:color w:val="595959" w:themeColor="text1" w:themeTint="A6"/>
         </w:rPr>
-        <w:t xml:space="preserve">Feature engineering included creating a binary variable, prev_contacted, to capture whether a customer had been previously contacted. This, along with economic indicators (euribor3m, nr.employed, emp.var.rate), demographic attributes (age, job, education), and campaign-related metrics (campaign, pdays, poutcome), formed the feature set used for modeling. The pipeline handled both categorical and numeric variables through </w:t>
-      </w:r>
-      <w:r>
-        <w:rPr>
-          <w:rFonts w:asciiTheme="minorHAnsi" w:hAnsiTheme="minorHAnsi" w:cstheme="minorHAnsi"/>
-          <w:color w:val="595959" w:themeColor="text1" w:themeTint="A6"/>
-        </w:rPr>
-        <w:t>one-hot encoding for categorical features and direct inclusion of numeric variables.</w:t>
+        <w:t>Feature engineering included creating a binary variable, prev_contacted, to capture whether a customer had been previously contacted. This, along with economic indicators (euribor3m, nr.employed, emp.var.rate), demographic attributes (age, job, education), and campaign-related metrics (campaign, pdays, poutcome), formed the feature set used for modeling. The pipeline handled both categorical and numeric variables through one-hot encoding for categorical features and direct inclusion of numeric variables.</w:t>
       </w:r>
     </w:p>
     <w:p>
@@ -1037,6 +994,7 @@
       </w:pPr>
       <w:bookmarkStart w:id="0" w:name="_Toc53059341"/>
       <w:r>
+        <w:lastRenderedPageBreak/>
         <w:t>Python Notebooks</w:t>
       </w:r>
       <w:bookmarkEnd w:id="0"/>
@@ -1110,25 +1068,7 @@
           <w:rPr>
             <w:rStyle w:val="Hyperlink"/>
           </w:rPr>
-          <w:t>Hold</w:t>
-        </w:r>
-        <w:r>
-          <w:rPr>
-            <w:rStyle w:val="Hyperlink"/>
-          </w:rPr>
-          <w:t>o</w:t>
-        </w:r>
-        <w:r>
-          <w:rPr>
-            <w:rStyle w:val="Hyperlink"/>
-          </w:rPr>
-          <w:t>ut Se</w:t>
-        </w:r>
-        <w:r>
-          <w:rPr>
-            <w:rStyle w:val="Hyperlink"/>
-          </w:rPr>
-          <w:t>t</w:t>
+          <w:t>Holdout Set</w:t>
         </w:r>
       </w:hyperlink>
     </w:p>
@@ -1181,16 +1121,7 @@
           <w:color w:val="595959" w:themeColor="text1" w:themeTint="A6"/>
           <w:lang w:eastAsia="zh-TW"/>
         </w:rPr>
-        <w:t xml:space="preserve">A </w:t>
-      </w:r>
-      <w:r>
-        <w:rPr>
-          <w:rFonts w:asciiTheme="minorHAnsi" w:eastAsiaTheme="minorEastAsia" w:hAnsiTheme="minorHAnsi" w:cstheme="minorBidi"/>
-          <w:noProof/>
-          <w:color w:val="595959" w:themeColor="text1" w:themeTint="A6"/>
-          <w:lang w:eastAsia="zh-TW"/>
-        </w:rPr>
-        <w:t>supervised learning approach works best for this situation because the dataset includes a labeled outcome variable</w:t>
+        <w:t>A supervised learning approach works best for this situation because the dataset includes a labeled outcome variable</w:t>
       </w:r>
       <w:r>
         <w:rPr>
@@ -1360,6 +1291,7 @@
           <w:bCs/>
           <w:color w:val="595959" w:themeColor="text1" w:themeTint="A6"/>
         </w:rPr>
+        <w:lastRenderedPageBreak/>
         <w:t>What do you think we might need to do for this project in order to be compliant with GDPR regulations?</w:t>
       </w:r>
     </w:p>
@@ -1384,7 +1316,6 @@
         <w:rPr>
           <w:color w:val="595959" w:themeColor="text1" w:themeTint="A6"/>
         </w:rPr>
-        <w:lastRenderedPageBreak/>
         <w:t>Although the dataset does not include direct personal identifiers, it still contains personal data that could fall under GDPR. The bank would need to verify consent and maintain transparency with customers about how their data is being used.</w:t>
       </w:r>
     </w:p>
